--- a/wwwroot/DocxModel/Common_PHY/PHY_Weight.docx
+++ b/wwwroot/DocxModel/Common_PHY/PHY_Weight.docx
@@ -33,7 +33,8 @@
       </w:tblPr>
       <w:tblGrid>
         <w:gridCol w:w="1135"/>
-        <w:gridCol w:w="1069"/>
+        <w:gridCol w:w="566"/>
+        <w:gridCol w:w="503"/>
         <w:gridCol w:w="773"/>
         <w:gridCol w:w="284"/>
         <w:gridCol w:w="1134"/>
@@ -51,7 +52,7 @@
         <w:tc>
           <w:tcPr>
             <w:tcW w:w="2977" w:type="dxa"/>
-            <w:gridSpan w:val="3"/>
+            <w:gridSpan w:val="4"/>
             <w:vAlign w:val="center"/>
           </w:tcPr>
           <w:p>
@@ -119,7 +120,7 @@
         <w:tc>
           <w:tcPr>
             <w:tcW w:w="10632" w:type="dxa"/>
-            <w:gridSpan w:val="10"/>
+            <w:gridSpan w:val="11"/>
             <w:shd w:val="thinDiagCross" w:color="D9D9D9" w:themeColor="background1" w:themeShade="D9" w:fill="FFFFFF" w:themeFill="background1"/>
           </w:tcPr>
           <w:p>
@@ -143,7 +144,7 @@
         <w:tc>
           <w:tcPr>
             <w:tcW w:w="10632" w:type="dxa"/>
-            <w:gridSpan w:val="10"/>
+            <w:gridSpan w:val="11"/>
           </w:tcPr>
           <w:p>
             <w:pPr>
@@ -166,7 +167,7 @@
         <w:tc>
           <w:tcPr>
             <w:tcW w:w="10632" w:type="dxa"/>
-            <w:gridSpan w:val="10"/>
+            <w:gridSpan w:val="11"/>
           </w:tcPr>
           <w:p>
             <w:pPr>
@@ -198,7 +199,7 @@
         <w:tc>
           <w:tcPr>
             <w:tcW w:w="10632" w:type="dxa"/>
-            <w:gridSpan w:val="10"/>
+            <w:gridSpan w:val="11"/>
           </w:tcPr>
           <w:p>
             <w:pPr>
@@ -222,7 +223,8 @@
         </w:trPr>
         <w:tc>
           <w:tcPr>
-            <w:tcW w:w="1135" w:type="dxa"/>
+            <w:tcW w:w="1701" w:type="dxa"/>
+            <w:gridSpan w:val="2"/>
           </w:tcPr>
           <w:p>
             <w:pPr>
@@ -248,7 +250,7 @@
         </w:tc>
         <w:tc>
           <w:tcPr>
-            <w:tcW w:w="9497" w:type="dxa"/>
+            <w:tcW w:w="8931" w:type="dxa"/>
             <w:gridSpan w:val="9"/>
           </w:tcPr>
           <w:p>
@@ -302,16 +304,7 @@
                 <w:sz w:val="20"/>
                 <w:szCs w:val="20"/>
               </w:rPr>
-              <w:t>NF EN 12127:1998</w:t>
-            </w:r>
-            <w:r>
-              <w:rPr>
-                <w:rFonts w:ascii="Arial" w:hAnsi="Arial" w:cs="Arial"/>
-                <w:color w:val="000000" w:themeColor="text1"/>
-                <w:sz w:val="20"/>
-                <w:szCs w:val="20"/>
-              </w:rPr>
-              <w:t>)</w:t>
+              <w:t>NF EN 12127:1998)</w:t>
             </w:r>
           </w:p>
         </w:tc>
@@ -324,7 +317,7 @@
         <w:tc>
           <w:tcPr>
             <w:tcW w:w="10632" w:type="dxa"/>
-            <w:gridSpan w:val="10"/>
+            <w:gridSpan w:val="11"/>
           </w:tcPr>
           <w:p>
             <w:pPr>
@@ -376,6 +369,7 @@
         <w:tc>
           <w:tcPr>
             <w:tcW w:w="1069" w:type="dxa"/>
+            <w:gridSpan w:val="2"/>
           </w:tcPr>
           <w:p>
             <w:pPr>
@@ -454,7 +448,6 @@
               </w:rPr>
               <w:t>oz/yd</w:t>
             </w:r>
-            <w:proofErr w:type="gramStart"/>
             <w:r>
               <w:rPr>
                 <w:rFonts w:eastAsia="黑体" w:cs="Calibri" w:hint="eastAsia"/>
@@ -477,7 +470,6 @@
               </w:rPr>
               <w:t>)</w:t>
             </w:r>
-            <w:proofErr w:type="gramEnd"/>
           </w:p>
         </w:tc>
         <w:tc>
@@ -612,7 +604,6 @@
                 <w:szCs w:val="13"/>
               </w:rPr>
             </w:pPr>
-            <w:proofErr w:type="spellStart"/>
             <w:r>
               <w:rPr>
                 <w:rFonts w:ascii="Arial" w:eastAsia="黑体" w:hAnsi="Arial" w:cs="Arial" w:hint="eastAsia"/>
@@ -633,19 +624,7 @@
                 <w:sz w:val="20"/>
                 <w:szCs w:val="20"/>
               </w:rPr>
-              <w:t>b</w:t>
-            </w:r>
-            <w:proofErr w:type="spellEnd"/>
-            <w:r>
-              <w:rPr>
-                <w:rFonts w:ascii="Arial" w:eastAsia="黑体" w:hAnsi="Arial" w:cs="Arial" w:hint="eastAsia"/>
-                <w:b/>
-                <w:bCs/>
-                <w:color w:val="538135" w:themeColor="accent6" w:themeShade="BF"/>
-                <w:sz w:val="20"/>
-                <w:szCs w:val="20"/>
-              </w:rPr>
-              <w:t>/dozen</w:t>
+              <w:t>b/dozen</w:t>
             </w:r>
           </w:p>
         </w:tc>
@@ -704,6 +683,7 @@
         <w:tc>
           <w:tcPr>
             <w:tcW w:w="1069" w:type="dxa"/>
+            <w:gridSpan w:val="2"/>
           </w:tcPr>
           <w:p>
             <w:pPr>
@@ -855,6 +835,7 @@
         <w:tc>
           <w:tcPr>
             <w:tcW w:w="1069" w:type="dxa"/>
+            <w:gridSpan w:val="2"/>
           </w:tcPr>
           <w:p>
             <w:pPr>
@@ -1006,6 +987,7 @@
         <w:tc>
           <w:tcPr>
             <w:tcW w:w="1069" w:type="dxa"/>
+            <w:gridSpan w:val="2"/>
           </w:tcPr>
           <w:p>
             <w:pPr>
@@ -1157,6 +1139,7 @@
         <w:tc>
           <w:tcPr>
             <w:tcW w:w="1069" w:type="dxa"/>
+            <w:gridSpan w:val="2"/>
           </w:tcPr>
           <w:p>
             <w:pPr>
@@ -1308,6 +1291,7 @@
         <w:tc>
           <w:tcPr>
             <w:tcW w:w="1069" w:type="dxa"/>
+            <w:gridSpan w:val="2"/>
           </w:tcPr>
           <w:p>
             <w:pPr>
@@ -1459,6 +1443,7 @@
         <w:tc>
           <w:tcPr>
             <w:tcW w:w="1069" w:type="dxa"/>
+            <w:gridSpan w:val="2"/>
           </w:tcPr>
           <w:p>
             <w:pPr>
@@ -3628,37 +3613,9 @@
             <w:pStyle w:val="a5"/>
             <w:spacing w:line="166" w:lineRule="exact"/>
             <w:rPr>
-              <w:rFonts w:ascii="Arial" w:hAnsi="Arial" w:cs="Arial"/>
+              <w:rFonts w:ascii="Arial" w:hAnsi="Arial" w:cs="Arial" w:hint="eastAsia"/>
               <w:sz w:val="14"/>
               <w:szCs w:val="14"/>
-            </w:rPr>
-          </w:pPr>
-          <w:r>
-            <w:rPr>
-              <w:rFonts w:ascii="Arial" w:hAnsi="Arial" w:cs="Arial"/>
-              <w:sz w:val="14"/>
-              <w:szCs w:val="14"/>
-            </w:rPr>
-            <w:t>Note:</w:t>
-          </w:r>
-        </w:p>
-        <w:p>
-          <w:pPr>
-            <w:pStyle w:val="a5"/>
-            <w:numPr>
-              <w:ilvl w:val="0"/>
-              <w:numId w:val="33"/>
-            </w:numPr>
-            <w:tabs>
-              <w:tab w:val="left" w:pos="639"/>
-            </w:tabs>
-            <w:suppressAutoHyphens/>
-            <w:spacing w:line="166" w:lineRule="exact"/>
-            <w:rPr>
-              <w:rFonts w:ascii="Arial Narrow" w:eastAsia="黑体" w:hAnsi="Arial Narrow"/>
-              <w:b/>
-              <w:sz w:val="16"/>
-              <w:szCs w:val="16"/>
             </w:rPr>
           </w:pPr>
         </w:p>
@@ -4647,27 +4604,7 @@
               <w:sz w:val="16"/>
               <w:szCs w:val="16"/>
             </w:rPr>
-            <w:t xml:space="preserve">By taking measurement uncertainties into </w:t>
-          </w:r>
-          <w:proofErr w:type="gramStart"/>
-          <w:r>
-            <w:rPr>
-              <w:rFonts w:ascii="Arial Narrow" w:hAnsi="Arial Narrow"/>
-              <w:b/>
-              <w:sz w:val="16"/>
-              <w:szCs w:val="16"/>
-            </w:rPr>
-            <w:t>account</w:t>
-          </w:r>
-          <w:proofErr w:type="gramEnd"/>
-          <w:r>
-            <w:rPr>
-              <w:rFonts w:ascii="Arial Narrow" w:hAnsi="Arial Narrow"/>
-              <w:b/>
-              <w:sz w:val="16"/>
-              <w:szCs w:val="16"/>
-            </w:rPr>
-            <w:t xml:space="preserve"> it might happen that measured values can neither be assessed as Pass nor as Fail.</w:t>
+            <w:t>By taking measurement uncertainties into account it might happen that measured values can neither be assessed as Pass nor as Fail.</w:t>
           </w:r>
         </w:p>
       </w:tc>
@@ -4819,9 +4756,8 @@
               <w:sz w:val="16"/>
               <w:szCs w:val="16"/>
             </w:rPr>
-            <w:t xml:space="preserve">Testing Center   </w:t>
-          </w:r>
-          <w:proofErr w:type="spellStart"/>
+            <w:t>Testing Center   S</w:t>
+          </w:r>
           <w:r>
             <w:rPr>
               <w:rFonts w:ascii="Arial Narrow" w:hAnsi="Arial Narrow"/>
@@ -4829,7 +4765,7 @@
               <w:sz w:val="16"/>
               <w:szCs w:val="16"/>
             </w:rPr>
-            <w:t>S</w:t>
+            <w:t>of</w:t>
           </w:r>
           <w:r>
             <w:rPr>
@@ -4838,26 +4774,7 @@
               <w:sz w:val="16"/>
               <w:szCs w:val="16"/>
             </w:rPr>
-            <w:t>of</w:t>
-          </w:r>
-          <w:r>
-            <w:rPr>
-              <w:rFonts w:ascii="Arial Narrow" w:hAnsi="Arial Narrow"/>
-              <w:b/>
-              <w:sz w:val="16"/>
-              <w:szCs w:val="16"/>
-            </w:rPr>
-            <w:t>tlines</w:t>
-          </w:r>
-          <w:proofErr w:type="spellEnd"/>
-          <w:r>
-            <w:rPr>
-              <w:rFonts w:ascii="Arial Narrow" w:hAnsi="Arial Narrow"/>
-              <w:b/>
-              <w:sz w:val="16"/>
-              <w:szCs w:val="16"/>
-            </w:rPr>
-            <w:t xml:space="preserve"> Laboratory</w:t>
+            <w:t>tlines Laboratory</w:t>
           </w:r>
         </w:p>
         <w:p>
@@ -5656,7 +5573,6 @@
               <w:szCs w:val="14"/>
             </w:rPr>
           </w:pPr>
-          <w:proofErr w:type="spellStart"/>
           <w:r>
             <w:rPr>
               <w:rFonts w:ascii="Arial" w:hAnsi="Arial" w:cs="Arial"/>
@@ -5665,18 +5581,7 @@
               <w:sz w:val="14"/>
               <w:szCs w:val="14"/>
             </w:rPr>
-            <w:t>Softlines</w:t>
-          </w:r>
-          <w:proofErr w:type="spellEnd"/>
-          <w:r>
-            <w:rPr>
-              <w:rFonts w:ascii="Arial" w:hAnsi="Arial" w:cs="Arial"/>
-              <w:b/>
-              <w:bCs/>
-              <w:sz w:val="14"/>
-              <w:szCs w:val="14"/>
-            </w:rPr>
-            <w:t xml:space="preserve"> Laboratory</w:t>
+            <w:t>Softlines Laboratory</w:t>
           </w:r>
         </w:p>
         <w:p>
@@ -6279,14 +6184,7 @@
               <w:rFonts w:asciiTheme="minorEastAsia" w:eastAsiaTheme="minorEastAsia" w:hAnsiTheme="minorEastAsia" w:cs="Arial" w:hint="eastAsia"/>
               <w:bCs/>
             </w:rPr>
-            <w:t>Form Code</w:t>
-          </w:r>
-          <w:r>
-            <w:rPr>
-              <w:rFonts w:asciiTheme="minorEastAsia" w:eastAsiaTheme="minorEastAsia" w:hAnsiTheme="minorEastAsia" w:cs="Arial" w:hint="eastAsia"/>
-              <w:bCs/>
-            </w:rPr>
-            <w:t>表格编号: NGB_SFL_F_7.8_</w:t>
+            <w:t>Form Code表格编号: NGB_SFL_F_7.8_</w:t>
           </w:r>
           <w:r>
             <w:rPr>
